--- a/Aktenvermerk AWS 14.10.2026.docx
+++ b/Aktenvermerk AWS 14.10.2026.docx
@@ -1529,7 +1529,7 @@
         <w:spacing w:after="60"/>
       </w:pPr>
       <w:r>
-        <w:t xml:space="preserve">Ausdruck der Vertraulichkeitsbedingungen für den Abruf der SOC-Berichte</w:t>
+        <w:t xml:space="preserve">Bildschirmausdruck der Vertraulichkeitsbedingungen für den Abruf der SOC-Berichte — vollständiger Ausdruck über die Schaltfläche „Bedingungen ausdrucken“ nachzureichen</w:t>
       </w:r>
     </w:p>
     <w:p>
@@ -1537,13 +1537,13 @@
         <w:pBdr>
           <w:bottom w:val="single" w:color="999999" w:sz="6" w:space="8"/>
         </w:pBdr>
-        <w:spacing w:after="280" w:before="280"/>
+        <w:spacing w:after="200" w:before="200"/>
       </w:pPr>
     </w:p>
     <w:p>
       <w:pPr>
         <w:keepNext/>
-        <w:spacing w:after="280"/>
+        <w:spacing w:after="240"/>
       </w:pPr>
       <w:r>
         <w:t xml:space="preserve">Ort, Datum ........................................</w:t>

--- a/Aktenvermerk AWS 14.10.2026.docx
+++ b/Aktenvermerk AWS 14.10.2026.docx
@@ -570,6 +570,46 @@
           </w:p>
         </w:tc>
       </w:tr>
+      <w:tr>
+        <w:tc>
+          <w:tcPr>
+            <w:tcW w:type="dxa" w:w="6000"/>
+            <w:tcMar>
+              <w:top w:type="dxa" w:w="60"/>
+              <w:left w:type="dxa" w:w="100"/>
+              <w:bottom w:type="dxa" w:w="60"/>
+              <w:right w:type="dxa" w:w="100"/>
+            </w:tcMar>
+          </w:tcPr>
+          <w:p>
+            <w:pPr>
+              <w:spacing w:after="0"/>
+            </w:pPr>
+            <w:r>
+              <w:t xml:space="preserve">AWS Service Terms, Abschnitt 50.12 (Amazon Bedrock)</w:t>
+            </w:r>
+          </w:p>
+        </w:tc>
+        <w:tc>
+          <w:tcPr>
+            <w:tcW w:type="dxa" w:w="3354"/>
+            <w:tcMar>
+              <w:top w:type="dxa" w:w="60"/>
+              <w:left w:type="dxa" w:w="100"/>
+              <w:bottom w:type="dxa" w:w="60"/>
+              <w:right w:type="dxa" w:w="100"/>
+            </w:tcMar>
+          </w:tcPr>
+          <w:p>
+            <w:pPr>
+              <w:spacing w:after="0"/>
+            </w:pPr>
+            <w:r>
+              <w:t xml:space="preserve">Stand 15.09.2026</w:t>
+            </w:r>
+          </w:p>
+        </w:tc>
+      </w:tr>
     </w:tbl>
     <w:p>
       <w:pPr>
@@ -596,7 +636,7 @@
         <w:spacing w:after="100"/>
       </w:pPr>
       <w:r>
-        <w:t xml:space="preserve">Drei Feststellungen daraus:</w:t>
+        <w:t xml:space="preserve">Sechs Feststellungen daraus:</w:t>
       </w:r>
     </w:p>
     <w:p>
@@ -666,10 +706,90 @@
     </w:p>
     <w:p>
       <w:pPr>
+        <w:pStyle w:val="ListParagraph"/>
+        <w:numPr>
+          <w:ilvl w:val="0"/>
+          <w:numId w:val="4"/>
+        </w:numPr>
+        <w:spacing w:after="100"/>
+      </w:pPr>
+      <w:r>
+        <w:rPr>
+          <w:b/>
+          <w:bCs/>
+        </w:rPr>
+        <w:t xml:space="preserve">Die Service Terms, Abschnitt 50.12, enthalten für Amazon Bedrock keine Erlaubnis, Inhalte zum Training oder zur Verbesserung der Dienste zu verwenden. </w:t>
+      </w:r>
+      <w:r>
+        <w:t xml:space="preserve">Das ist von Bedeutung, weil die Service Terms sowohl dem Auftragsverarbeitungsvertrag (Abschnitt 16) als auch der Kundenvereinbarung (Ziffer 11.2) vorgehen. Die Schranke aus Ziffer 1.4 bleibt damit unangetastet. Dass dieses Schweigen Absicht ist, zeigt der unmittelbar folgende Abschnitt 50.13 zu Amazon Q: Dort nimmt AWS sich das Gegenteil ausdrücklich heraus, einschließlich des Trainierens von Machine-Learning-Modellen, und verweist für den Widerspruch auf die Opt-out-Richtlinie.</w:t>
+      </w:r>
+    </w:p>
+    <w:p>
+      <w:pPr>
+        <w:pStyle w:val="ListParagraph"/>
+        <w:numPr>
+          <w:ilvl w:val="0"/>
+          <w:numId w:val="4"/>
+        </w:numPr>
+        <w:spacing w:after="100"/>
+      </w:pPr>
+      <w:r>
+        <w:rPr>
+          <w:b/>
+          <w:bCs/>
+        </w:rPr>
+        <w:t xml:space="preserve">Abschnitt 50.12.2 regelt jedoch eine Speicherung. </w:t>
+      </w:r>
+      <w:r>
+        <w:t xml:space="preserve">Für bestimmte, auf einer eigenen Seite von AWS genannte Modelle speichert Amazon Bedrock </w:t>
+      </w:r>
+      <w:r>
+        <w:rPr>
+          <w:b/>
+          <w:bCs/>
+        </w:rPr>
+        <w:t xml:space="preserve">Ein- und Ausgaben bis zu 30 Tage</w:t>
+      </w:r>
+      <w:r>
+        <w:t xml:space="preserve"> zum alleinigen Zweck der Erkennung von Verstößen gegen die Nutzungsbedingungen und </w:t>
+      </w:r>
+      <w:r>
+        <w:rPr>
+          <w:b/>
+          <w:bCs/>
+        </w:rPr>
+        <w:t xml:space="preserve">überprüft sie im Verdachtsfall</w:t>
+      </w:r>
+      <w:r>
+        <w:t xml:space="preserve">. Der Nachbarabschnitt zu Kiro (50.14.2) spricht dabei von „möglicher menschlicher Überprüfung“. Siehe Abschnitt 4 dieses Vermerks.</w:t>
+      </w:r>
+    </w:p>
+    <w:p>
+      <w:pPr>
+        <w:pStyle w:val="ListParagraph"/>
+        <w:numPr>
+          <w:ilvl w:val="0"/>
+          <w:numId w:val="4"/>
+        </w:numPr>
+        <w:spacing w:after="100"/>
+      </w:pPr>
+      <w:r>
+        <w:rPr>
+          <w:b/>
+          <w:bCs/>
+        </w:rPr>
+        <w:t xml:space="preserve">Nach Abschnitt 50.12.1 hängt die Rechtslage am gewählten Modell. </w:t>
+      </w:r>
+      <w:r>
+        <w:t xml:space="preserve">Ein Modell eines Drittanbieters aus dem AWS Marketplace brächte dessen eigene Bedingungen mit. Die Modellwahl in jusperfect ist deshalb keine rein technische Einstellung.</w:t>
+      </w:r>
+    </w:p>
+    <w:p>
+      <w:pPr>
         <w:spacing w:after="120" w:before="100"/>
       </w:pPr>
       <w:r>
-        <w:t xml:space="preserve">Beide letztgenannten Stücke liegen in deutscher Übersetzung vor und tragen den Hinweis, dass bei Abweichungen die </w:t>
+        <w:t xml:space="preserve">Die Kundenvereinbarung, der Datenschutzhinweis und die Service Terms liegen in deutscher Übersetzung vor und tragen den Hinweis, dass bei Abweichungen die </w:t>
       </w:r>
       <w:r>
         <w:rPr>
@@ -1115,7 +1235,17 @@
         <w:t xml:space="preserve">nicht aus dieser Richtlinie.</w:t>
       </w:r>
       <w:r>
-        <w:t xml:space="preserve"> Die Abmelderichtlinie erfasst Bedrock nicht. Dort trägt die vertragliche Schranke aus Ziffer 1.4 der Kundenvereinbarung.</w:t>
+        <w:t xml:space="preserve"> Die Abmelderichtlinie erfasst Bedrock nicht. Dort trägt die vertragliche Schranke aus Ziffer 1.4 der Kundenvereinbarung, die durch die Service Terms bestätigt und nicht eingeschränkt wird. </w:t>
+      </w:r>
+      <w:r>
+        <w:rPr>
+          <w:b/>
+          <w:bCs/>
+        </w:rPr>
+        <w:t xml:space="preserve">Eine Aufbewahrung findet dort gleichwohl statt</w:t>
+      </w:r>
+      <w:r>
+        <w:t xml:space="preserve">, nach Abschnitt 50.12.2 und je nach Modell bis zu 30 Tage; das ist in Abschnitt 4 gesondert ausgewiesen.</w:t>
       </w:r>
     </w:p>
     <w:p>
@@ -1169,25 +1299,90 @@
     </w:p>
     <w:p>
       <w:pPr>
+        <w:spacing w:after="100"/>
+      </w:pPr>
+      <w:r>
+        <w:rPr>
+          <w:b/>
+          <w:bCs/>
+        </w:rPr>
+        <w:t xml:space="preserve">Die Missbrauchserkennung nach Abschnitt 50.12.2 der Service Terms. </w:t>
+      </w:r>
+      <w:r>
+        <w:t xml:space="preserve">Die dort beschriebene Aufbewahrung von Ein- und Ausgaben über bis zu 30 Tage und die Möglichkeit ihrer Überprüfung betreffen Unterlagen, die dem anwaltlichen Berufsgeheimnis unterliegen. Zu klären und zu entscheiden sind drei Punkte:</w:t>
+      </w:r>
+    </w:p>
+    <w:p>
+      <w:pPr>
         <w:spacing w:after="120"/>
       </w:pPr>
-      <w:r>
-        <w:rPr>
-          <w:b/>
-          <w:bCs/>
-        </w:rPr>
-        <w:t xml:space="preserve">Die AWS Service Terms zu Amazon Bedrock. </w:t>
-      </w:r>
-      <w:r>
-        <w:t xml:space="preserve">Sowohl das Data Processing Addendum (Abschnitt 16) als auch die Kundenvereinbarung (Ziffer 11.2) lassen die Service Terms beiden vorgehen. Solange der einschlägige Abschnitt nicht vorliegt, steht die Schranke aus Ziffer 1.4 unter diesem Vorbehalt. Der Abschnitt ist zu beschaffen, mit Datum.</w:t>
-      </w:r>
-    </w:p>
-    <w:p>
-      <w:pPr>
-        <w:spacing w:after="120"/>
-      </w:pPr>
-      <w:r>
-        <w:t xml:space="preserve">Ferner zur Vervollständigung der Ablage: die englischen Fassungen der beiden übersetzten Stücke, die Standardvertragsklauseln und die Liste der Unterauftragsverarbeiter.</w:t>
+    </w:p>
+    <w:p>
+      <w:pPr>
+        <w:pStyle w:val="ListParagraph"/>
+        <w:numPr>
+          <w:ilvl w:val="0"/>
+          <w:numId w:val="6"/>
+        </w:numPr>
+        <w:spacing w:after="100"/>
+      </w:pPr>
+      <w:r>
+        <w:rPr>
+          <w:b/>
+          <w:bCs/>
+        </w:rPr>
+        <w:t xml:space="preserve">Steht das genutzte Modell auf der von AWS geführten Seite zur Missbrauchserkennung? </w:t>
+      </w:r>
+      <w:r>
+        <w:t xml:space="preserve">Der Abschnitt gilt nur für die dort genannten Modelle. Die Seite ist abzurufen und mit Datum abzulegen.</w:t>
+      </w:r>
+    </w:p>
+    <w:p>
+      <w:pPr>
+        <w:pStyle w:val="ListParagraph"/>
+        <w:numPr>
+          <w:ilvl w:val="0"/>
+          <w:numId w:val="6"/>
+        </w:numPr>
+        <w:spacing w:after="100"/>
+      </w:pPr>
+      <w:r>
+        <w:rPr>
+          <w:b/>
+          <w:bCs/>
+        </w:rPr>
+        <w:t xml:space="preserve">Abschnitt 1.24 der Service Terms</w:t>
+      </w:r>
+      <w:r>
+        <w:t xml:space="preserve"> — die allgemeine Bestimmung zur Missbrauchserkennung, auf die Abschnitt 50.14.2 verweist — ist zu lesen.</w:t>
+      </w:r>
+    </w:p>
+    <w:p>
+      <w:pPr>
+        <w:pStyle w:val="ListParagraph"/>
+        <w:numPr>
+          <w:ilvl w:val="0"/>
+          <w:numId w:val="6"/>
+        </w:numPr>
+        <w:spacing w:after="100"/>
+      </w:pPr>
+      <w:r>
+        <w:rPr>
+          <w:b/>
+          <w:bCs/>
+        </w:rPr>
+        <w:t xml:space="preserve">Die Bewertung selbst</w:t>
+      </w:r>
+      <w:r>
+        <w:t xml:space="preserve">, ob eine solche Aufbewahrung für die hier verarbeiteten Unterlagen tragbar ist und ob sie in die Hinweise nach Art. 13 DSGVO und in die Einweisung gehört.</w:t>
+      </w:r>
+    </w:p>
+    <w:p>
+      <w:pPr>
+        <w:spacing w:after="120" w:before="100"/>
+      </w:pPr>
+      <w:r>
+        <w:t xml:space="preserve">Ferner zur Vervollständigung der Ablage: die englischen Fassungen der übersetzten Stücke, die Standardvertragsklauseln und die Liste der Unterauftragsverarbeiter.</w:t>
       </w:r>
     </w:p>
     <w:p>
@@ -1224,7 +1419,7 @@
         <w:pStyle w:val="ListParagraph"/>
         <w:numPr>
           <w:ilvl w:val="0"/>
-          <w:numId w:val="6"/>
+          <w:numId w:val="7"/>
         </w:numPr>
         <w:spacing w:after="100"/>
       </w:pPr>
@@ -1244,7 +1439,7 @@
         <w:pStyle w:val="ListParagraph"/>
         <w:numPr>
           <w:ilvl w:val="0"/>
-          <w:numId w:val="6"/>
+          <w:numId w:val="7"/>
         </w:numPr>
         <w:spacing w:after="100"/>
       </w:pPr>
@@ -1264,7 +1459,7 @@
         <w:pStyle w:val="ListParagraph"/>
         <w:numPr>
           <w:ilvl w:val="0"/>
-          <w:numId w:val="6"/>
+          <w:numId w:val="7"/>
         </w:numPr>
         <w:spacing w:after="100"/>
       </w:pPr>
@@ -1281,7 +1476,7 @@
         <w:pStyle w:val="ListParagraph"/>
         <w:numPr>
           <w:ilvl w:val="0"/>
-          <w:numId w:val="6"/>
+          <w:numId w:val="7"/>
         </w:numPr>
         <w:spacing w:after="100"/>
       </w:pPr>
@@ -1355,7 +1550,7 @@
         <w:pStyle w:val="ListParagraph"/>
         <w:numPr>
           <w:ilvl w:val="0"/>
-          <w:numId w:val="7"/>
+          <w:numId w:val="8"/>
         </w:numPr>
         <w:spacing w:after="60"/>
       </w:pPr>
@@ -1368,7 +1563,7 @@
         <w:pStyle w:val="ListParagraph"/>
         <w:numPr>
           <w:ilvl w:val="0"/>
-          <w:numId w:val="7"/>
+          <w:numId w:val="8"/>
         </w:numPr>
         <w:spacing w:after="60"/>
       </w:pPr>
@@ -1381,7 +1576,7 @@
         <w:pStyle w:val="ListParagraph"/>
         <w:numPr>
           <w:ilvl w:val="0"/>
-          <w:numId w:val="7"/>
+          <w:numId w:val="8"/>
         </w:numPr>
         <w:spacing w:after="60"/>
       </w:pPr>
@@ -1394,7 +1589,7 @@
         <w:pStyle w:val="ListParagraph"/>
         <w:numPr>
           <w:ilvl w:val="0"/>
-          <w:numId w:val="7"/>
+          <w:numId w:val="8"/>
         </w:numPr>
         <w:spacing w:after="60"/>
       </w:pPr>
@@ -1407,7 +1602,7 @@
         <w:pStyle w:val="ListParagraph"/>
         <w:numPr>
           <w:ilvl w:val="0"/>
-          <w:numId w:val="7"/>
+          <w:numId w:val="8"/>
         </w:numPr>
         <w:spacing w:after="60"/>
       </w:pPr>
@@ -1420,7 +1615,7 @@
         <w:pStyle w:val="ListParagraph"/>
         <w:numPr>
           <w:ilvl w:val="0"/>
-          <w:numId w:val="7"/>
+          <w:numId w:val="8"/>
         </w:numPr>
         <w:spacing w:after="60"/>
       </w:pPr>
@@ -1433,7 +1628,7 @@
         <w:pStyle w:val="ListParagraph"/>
         <w:numPr>
           <w:ilvl w:val="0"/>
-          <w:numId w:val="7"/>
+          <w:numId w:val="8"/>
         </w:numPr>
         <w:spacing w:after="60"/>
       </w:pPr>
@@ -1446,7 +1641,7 @@
         <w:pStyle w:val="ListParagraph"/>
         <w:numPr>
           <w:ilvl w:val="0"/>
-          <w:numId w:val="7"/>
+          <w:numId w:val="8"/>
         </w:numPr>
         <w:spacing w:after="60"/>
       </w:pPr>
@@ -1459,7 +1654,7 @@
         <w:pStyle w:val="ListParagraph"/>
         <w:numPr>
           <w:ilvl w:val="0"/>
-          <w:numId w:val="7"/>
+          <w:numId w:val="8"/>
         </w:numPr>
         <w:spacing w:after="60"/>
       </w:pPr>
@@ -1472,7 +1667,7 @@
         <w:pStyle w:val="ListParagraph"/>
         <w:numPr>
           <w:ilvl w:val="0"/>
-          <w:numId w:val="7"/>
+          <w:numId w:val="8"/>
         </w:numPr>
         <w:spacing w:after="60"/>
       </w:pPr>
@@ -1485,7 +1680,7 @@
         <w:pStyle w:val="ListParagraph"/>
         <w:numPr>
           <w:ilvl w:val="0"/>
-          <w:numId w:val="7"/>
+          <w:numId w:val="8"/>
         </w:numPr>
         <w:spacing w:after="60"/>
       </w:pPr>
@@ -1498,7 +1693,7 @@
         <w:pStyle w:val="ListParagraph"/>
         <w:numPr>
           <w:ilvl w:val="0"/>
-          <w:numId w:val="7"/>
+          <w:numId w:val="8"/>
         </w:numPr>
         <w:spacing w:after="60"/>
       </w:pPr>
@@ -1511,7 +1706,7 @@
         <w:pStyle w:val="ListParagraph"/>
         <w:numPr>
           <w:ilvl w:val="0"/>
-          <w:numId w:val="7"/>
+          <w:numId w:val="8"/>
         </w:numPr>
         <w:spacing w:after="60"/>
       </w:pPr>
@@ -1524,12 +1719,25 @@
         <w:pStyle w:val="ListParagraph"/>
         <w:numPr>
           <w:ilvl w:val="0"/>
-          <w:numId w:val="7"/>
+          <w:numId w:val="8"/>
         </w:numPr>
         <w:spacing w:after="60"/>
       </w:pPr>
       <w:r>
         <w:t xml:space="preserve">Bildschirmausdruck der Vertraulichkeitsbedingungen für den Abruf der SOC-Berichte — vollständiger Ausdruck über die Schaltfläche „Bedingungen ausdrucken“ nachzureichen</w:t>
+      </w:r>
+    </w:p>
+    <w:p>
+      <w:pPr>
+        <w:pStyle w:val="ListParagraph"/>
+        <w:numPr>
+          <w:ilvl w:val="0"/>
+          <w:numId w:val="8"/>
+        </w:numPr>
+        <w:spacing w:after="60"/>
+      </w:pPr>
+      <w:r>
+        <w:t xml:space="preserve">Bildschirmausdruck: AWS Service Terms, Stand 15.09.2026, Abschnitt 50.12 (Amazon Bedrock) nebst Abschnitt 50.13 (Amazon Q) zum Vergleich</w:t>
       </w:r>
     </w:p>
     <w:p>
@@ -1819,6 +2027,30 @@
     <w:multiLevelType w:val="hybridMultilevel"/>
     <w:lvl w:ilvl="0" w15:tentative="1">
       <w:start w:val="1"/>
+      <w:numFmt w:val="decimal"/>
+      <w:lvlText w:val="%1."/>
+      <w:lvlJc w:val="start"/>
+      <w:pPr>
+        <w:ind w:left="700" w:hanging="340"/>
+      </w:pPr>
+    </w:lvl>
+  </w:abstractNum>
+  <w:abstractNum w:abstractNumId="10" w15:restartNumberingAfterBreak="0">
+    <w:multiLevelType w:val="hybridMultilevel"/>
+    <w:lvl w:ilvl="0" w15:tentative="1">
+      <w:start w:val="1"/>
+      <w:numFmt w:val="decimal"/>
+      <w:lvlText w:val="%1."/>
+      <w:lvlJc w:val="start"/>
+      <w:pPr>
+        <w:ind w:left="700" w:hanging="340"/>
+      </w:pPr>
+    </w:lvl>
+  </w:abstractNum>
+  <w:abstractNum w:abstractNumId="11" w15:restartNumberingAfterBreak="0">
+    <w:multiLevelType w:val="hybridMultilevel"/>
+    <w:lvl w:ilvl="0" w15:tentative="1">
+      <w:start w:val="1"/>
       <w:numFmt w:val="bullet"/>
       <w:lvlText w:val="•"/>
       <w:lvlJc w:val="start"/>
@@ -1840,7 +2072,7 @@
     </w:lvlOverride>
   </w:num>
   <w:num w:numId="3">
-    <w:abstractNumId w:val="9"/>
+    <w:abstractNumId w:val="11"/>
     <w:lvlOverride w:ilvl="0">
       <w:startOverride w:val="1"/>
     </w:lvlOverride>
@@ -1864,7 +2096,13 @@
     </w:lvlOverride>
   </w:num>
   <w:num w:numId="7">
-    <w:abstractNumId w:val="8"/>
+    <w:abstractNumId w:val="6"/>
+    <w:lvlOverride w:ilvl="0">
+      <w:startOverride w:val="1"/>
+    </w:lvlOverride>
+  </w:num>
+  <w:num w:numId="8">
+    <w:abstractNumId w:val="10"/>
     <w:lvlOverride w:ilvl="0">
       <w:startOverride w:val="1"/>
     </w:lvlOverride>

--- a/Aktenvermerk AWS 14.10.2026.docx
+++ b/Aktenvermerk AWS 14.10.2026.docx
@@ -1176,6 +1176,338 @@
     </w:p>
     <w:p>
       <w:pPr>
+        <w:pStyle w:val="Heading2"/>
+        <w:spacing w:after="120" w:before="280"/>
+      </w:pPr>
+      <w:r>
+        <w:t xml:space="preserve">2.5 Die Missbrauchserkennung bei Amazon Bedrock</w:t>
+      </w:r>
+    </w:p>
+    <w:p>
+      <w:pPr>
+        <w:spacing w:after="140"/>
+      </w:pPr>
+      <w:r>
+        <w:t xml:space="preserve">Gelesen am 14.10.2026: der Abschnitt „Abuse detection“ des Amazon Bedrock User Guide — die Seite, auf die Abschnitt 50.12.2 der Service Terms verweist — sowie Abschnitt 1.24 der Service Terms. Der User Guide ist Dokumentation und kein Vertrag; AWS kann ihn ohne Ankündigung ändern.</w:t>
+      </w:r>
+    </w:p>
+    <w:p>
+      <w:pPr>
+        <w:spacing w:after="140"/>
+      </w:pPr>
+      <w:r>
+        <w:rPr>
+          <w:b/>
+          <w:bCs/>
+        </w:rPr>
+        <w:t xml:space="preserve">Abschnitt 1.24 betrifft die Kanzlei nicht. </w:t>
+      </w:r>
+      <w:r>
+        <w:t xml:space="preserve">Er regelt andere AWS-Dienste mit eingebauter, von Bedrock betriebener KI-Funktion (genannt werden unter anderem CloudWatch, CodeCatalyst, Connect, Q, SageMaker, Kiro und GuardDuty). jusperfect ruft die Bedrock-Schnittstelle unmittelbar auf und nutzt keinen dieser Dienste.</w:t>
+      </w:r>
+    </w:p>
+    <w:p>
+      <w:pPr>
+        <w:spacing w:after="120"/>
+      </w:pPr>
+      <w:r>
+        <w:rPr>
+          <w:b/>
+          <w:bCs/>
+        </w:rPr>
+        <w:t xml:space="preserve">Die Seite nennt die betroffenen Modelle namentlich:</w:t>
+      </w:r>
+    </w:p>
+    <w:tbl>
+      <w:tblPr>
+        <w:tblW w:type="dxa" w:w="9354"/>
+        <w:tblBorders>
+          <w:top w:val="single" w:color="auto" w:sz="4"/>
+          <w:left w:val="single" w:color="auto" w:sz="4"/>
+          <w:bottom w:val="single" w:color="auto" w:sz="4"/>
+          <w:right w:val="single" w:color="auto" w:sz="4"/>
+          <w:insideH w:val="single" w:color="auto" w:sz="4"/>
+          <w:insideV w:val="single" w:color="auto" w:sz="4"/>
+        </w:tblBorders>
+      </w:tblPr>
+      <w:tblGrid>
+        <w:gridCol w:w="4000"/>
+        <w:gridCol w:w="5354"/>
+      </w:tblGrid>
+      <w:tr>
+        <w:trPr>
+          <w:tblHeader/>
+        </w:trPr>
+        <w:tc>
+          <w:tcPr>
+            <w:tcW w:type="dxa" w:w="4000"/>
+            <w:shd w:fill="EFEFEF" w:color="auto" w:val="clear"/>
+            <w:tcMar>
+              <w:top w:type="dxa" w:w="60"/>
+              <w:left w:type="dxa" w:w="100"/>
+              <w:bottom w:type="dxa" w:w="60"/>
+              <w:right w:type="dxa" w:w="100"/>
+            </w:tcMar>
+          </w:tcPr>
+          <w:p>
+            <w:pPr>
+              <w:spacing w:after="0"/>
+            </w:pPr>
+            <w:r>
+              <w:rPr>
+                <w:b/>
+                <w:bCs/>
+              </w:rPr>
+              <w:t xml:space="preserve">Modell</w:t>
+            </w:r>
+          </w:p>
+        </w:tc>
+        <w:tc>
+          <w:tcPr>
+            <w:tcW w:type="dxa" w:w="5354"/>
+            <w:shd w:fill="EFEFEF" w:color="auto" w:val="clear"/>
+            <w:tcMar>
+              <w:top w:type="dxa" w:w="60"/>
+              <w:left w:type="dxa" w:w="100"/>
+              <w:bottom w:type="dxa" w:w="60"/>
+              <w:right w:type="dxa" w:w="100"/>
+            </w:tcMar>
+          </w:tcPr>
+          <w:p>
+            <w:pPr>
+              <w:spacing w:after="0"/>
+            </w:pPr>
+            <w:r>
+              <w:rPr>
+                <w:b/>
+                <w:bCs/>
+              </w:rPr>
+              <w:t xml:space="preserve">Was aufbewahrt wird</w:t>
+            </w:r>
+          </w:p>
+        </w:tc>
+      </w:tr>
+      <w:tr>
+        <w:tc>
+          <w:tcPr>
+            <w:tcW w:type="dxa" w:w="4000"/>
+            <w:tcMar>
+              <w:top w:type="dxa" w:w="60"/>
+              <w:left w:type="dxa" w:w="100"/>
+              <w:bottom w:type="dxa" w:w="60"/>
+              <w:right w:type="dxa" w:w="100"/>
+            </w:tcMar>
+          </w:tcPr>
+          <w:p>
+            <w:pPr>
+              <w:spacing w:after="0"/>
+            </w:pPr>
+            <w:r>
+              <w:t xml:space="preserve">OpenAI-Modelle, bis auf vier genannte</w:t>
+            </w:r>
+          </w:p>
+        </w:tc>
+        <w:tc>
+          <w:tcPr>
+            <w:tcW w:type="dxa" w:w="5354"/>
+            <w:tcMar>
+              <w:top w:type="dxa" w:w="60"/>
+              <w:left w:type="dxa" w:w="100"/>
+              <w:bottom w:type="dxa" w:w="60"/>
+              <w:right w:type="dxa" w:w="100"/>
+            </w:tcMar>
+          </w:tcPr>
+          <w:p>
+            <w:pPr>
+              <w:spacing w:after="0"/>
+            </w:pPr>
+            <w:r>
+              <w:t xml:space="preserve">vom Klassifikator aufgefallener Verkehr, bis zu 30 Tage</w:t>
+            </w:r>
+          </w:p>
+        </w:tc>
+      </w:tr>
+      <w:tr>
+        <w:tc>
+          <w:tcPr>
+            <w:tcW w:type="dxa" w:w="4000"/>
+            <w:tcMar>
+              <w:top w:type="dxa" w:w="60"/>
+              <w:left w:type="dxa" w:w="100"/>
+              <w:bottom w:type="dxa" w:w="60"/>
+              <w:right w:type="dxa" w:w="100"/>
+            </w:tcMar>
+          </w:tcPr>
+          <w:p>
+            <w:pPr>
+              <w:spacing w:after="0"/>
+            </w:pPr>
+            <w:r>
+              <w:t xml:space="preserve">Anthropic Claude Fable 5 und Claude Fable 5.1</w:t>
+            </w:r>
+          </w:p>
+        </w:tc>
+        <w:tc>
+          <w:tcPr>
+            <w:tcW w:type="dxa" w:w="5354"/>
+            <w:tcMar>
+              <w:top w:type="dxa" w:w="60"/>
+              <w:left w:type="dxa" w:w="100"/>
+              <w:bottom w:type="dxa" w:w="60"/>
+              <w:right w:type="dxa" w:w="100"/>
+            </w:tcMar>
+          </w:tcPr>
+          <w:p>
+            <w:pPr>
+              <w:spacing w:after="0"/>
+            </w:pPr>
+            <w:r>
+              <w:t xml:space="preserve">der gesamte Verkehr, bis zu 30 Tage; aufgefallener Verkehr zusätzlich mit möglicher menschlicher Überprüfung durch AWS</w:t>
+            </w:r>
+          </w:p>
+        </w:tc>
+      </w:tr>
+      <w:tr>
+        <w:tc>
+          <w:tcPr>
+            <w:tcW w:type="dxa" w:w="4000"/>
+            <w:tcMar>
+              <w:top w:type="dxa" w:w="60"/>
+              <w:left w:type="dxa" w:w="100"/>
+              <w:bottom w:type="dxa" w:w="60"/>
+              <w:right w:type="dxa" w:w="100"/>
+            </w:tcMar>
+          </w:tcPr>
+          <w:p>
+            <w:pPr>
+              <w:spacing w:after="0"/>
+            </w:pPr>
+            <w:r>
+              <w:t xml:space="preserve">alle übrigen</w:t>
+            </w:r>
+          </w:p>
+        </w:tc>
+        <w:tc>
+          <w:tcPr>
+            <w:tcW w:type="dxa" w:w="5354"/>
+            <w:tcMar>
+              <w:top w:type="dxa" w:w="60"/>
+              <w:left w:type="dxa" w:w="100"/>
+              <w:bottom w:type="dxa" w:w="60"/>
+              <w:right w:type="dxa" w:w="100"/>
+            </w:tcMar>
+          </w:tcPr>
+          <w:p>
+            <w:pPr>
+              <w:spacing w:after="0"/>
+            </w:pPr>
+            <w:r>
+              <w:t xml:space="preserve">nichts; es gilt das Zero-Operator-Access-Modell</w:t>
+            </w:r>
+          </w:p>
+        </w:tc>
+      </w:tr>
+    </w:tbl>
+    <w:p>
+      <w:pPr>
+        <w:spacing w:after="120"/>
+      </w:pPr>
+    </w:p>
+    <w:p>
+      <w:pPr>
+        <w:spacing w:after="120" w:before="120"/>
+      </w:pPr>
+      <w:r>
+        <w:rPr>
+          <w:b/>
+          <w:bCs/>
+        </w:rPr>
+        <w:t xml:space="preserve">Das von jusperfect genutzte Modell anthropic.claude-opus-4-6-v1 steht nicht auf dieser Liste. </w:t>
+      </w:r>
+      <w:r>
+        <w:t xml:space="preserve">Für die Verarbeitung der Kanzlei gilt damit nach dem Stand vom 14.10.2026: </w:t>
+      </w:r>
+      <w:r>
+        <w:rPr>
+          <w:b/>
+          <w:bCs/>
+        </w:rPr>
+        <w:t xml:space="preserve">keine Aufbewahrung und keine Überprüfung.</w:t>
+      </w:r>
+    </w:p>
+    <w:p>
+      <w:pPr>
+        <w:spacing w:after="100"/>
+      </w:pPr>
+      <w:r>
+        <w:t xml:space="preserve">Drei Angaben derselben Seite gehören dazu:</w:t>
+      </w:r>
+    </w:p>
+    <w:p>
+      <w:pPr>
+        <w:spacing w:after="120"/>
+      </w:pPr>
+    </w:p>
+    <w:p>
+      <w:pPr>
+        <w:pStyle w:val="ListParagraph"/>
+        <w:numPr>
+          <w:ilvl w:val="0"/>
+          <w:numId w:val="5"/>
+        </w:numPr>
+        <w:spacing w:after="100"/>
+      </w:pPr>
+      <w:r>
+        <w:t xml:space="preserve">Würde ein gelistetes Modell genutzt, lägen die aufbewahrten Daten bei regionsübergreifender Inferenz in der jeweiligen Verarbeitungsregion.</w:t>
+      </w:r>
+    </w:p>
+    <w:p>
+      <w:pPr>
+        <w:pStyle w:val="ListParagraph"/>
+        <w:numPr>
+          <w:ilvl w:val="0"/>
+          <w:numId w:val="5"/>
+        </w:numPr>
+        <w:spacing w:after="100"/>
+      </w:pPr>
+      <w:r>
+        <w:t xml:space="preserve">Die Erkennung von Darstellungen des Kindesmissbrauchs arbeitet auf Bild-Ein- und -Ausgaben. jusperfect sendet an Bedrock ausschließlich Text.</w:t>
+      </w:r>
+    </w:p>
+    <w:p>
+      <w:pPr>
+        <w:pStyle w:val="ListParagraph"/>
+        <w:numPr>
+          <w:ilvl w:val="0"/>
+          <w:numId w:val="5"/>
+        </w:numPr>
+        <w:spacing w:after="100"/>
+      </w:pPr>
+      <w:r>
+        <w:t xml:space="preserve">Aufbewahrtes wird nicht an die Modellanbieter weitergegeben.</w:t>
+      </w:r>
+    </w:p>
+    <w:p>
+      <w:pPr>
+        <w:pBdr>
+          <w:left w:val="single" w:color="888888" w:sz="12" w:space="12"/>
+        </w:pBdr>
+        <w:spacing w:after="200" w:before="160"/>
+        <w:ind w:left="340"/>
+      </w:pPr>
+      <w:r>
+        <w:rPr>
+          <w:b/>
+          <w:bCs/>
+        </w:rPr>
+        <w:t xml:space="preserve">Eine Betriebspflicht, die daraus folgt: </w:t>
+      </w:r>
+      <w:r>
+        <w:t xml:space="preserve">Erkennt AWS einen möglichen Verstoß, richtet es Rückfragen an die E-Mail-Adresse des AWS-Kontos und kann den Zugang sperren, wenn keine Antwort erfolgt. Diese Adresse ist zu pflegen und zu lesen.</w:t>
+      </w:r>
+    </w:p>
+    <w:p>
+      <w:pPr>
         <w:pStyle w:val="Heading1"/>
         <w:spacing w:after="160" w:before="360"/>
       </w:pPr>
@@ -1193,7 +1525,7 @@
         <w:pStyle w:val="ListParagraph"/>
         <w:numPr>
           <w:ilvl w:val="0"/>
-          <w:numId w:val="5"/>
+          <w:numId w:val="6"/>
         </w:numPr>
         <w:spacing w:after="100"/>
       </w:pPr>
@@ -1213,7 +1545,7 @@
         <w:pStyle w:val="ListParagraph"/>
         <w:numPr>
           <w:ilvl w:val="0"/>
-          <w:numId w:val="5"/>
+          <w:numId w:val="6"/>
         </w:numPr>
         <w:spacing w:after="100"/>
       </w:pPr>
@@ -1235,25 +1567,25 @@
         <w:t xml:space="preserve">nicht aus dieser Richtlinie.</w:t>
       </w:r>
       <w:r>
-        <w:t xml:space="preserve"> Die Abmelderichtlinie erfasst Bedrock nicht. Dort trägt die vertragliche Schranke aus Ziffer 1.4 der Kundenvereinbarung, die durch die Service Terms bestätigt und nicht eingeschränkt wird. </w:t>
-      </w:r>
-      <w:r>
-        <w:rPr>
-          <w:b/>
-          <w:bCs/>
-        </w:rPr>
-        <w:t xml:space="preserve">Eine Aufbewahrung findet dort gleichwohl statt</w:t>
-      </w:r>
-      <w:r>
-        <w:t xml:space="preserve">, nach Abschnitt 50.12.2 und je nach Modell bis zu 30 Tage; das ist in Abschnitt 4 gesondert ausgewiesen.</w:t>
-      </w:r>
-    </w:p>
-    <w:p>
-      <w:pPr>
-        <w:pStyle w:val="ListParagraph"/>
-        <w:numPr>
-          <w:ilvl w:val="0"/>
-          <w:numId w:val="5"/>
+        <w:t xml:space="preserve"> Die Abmelderichtlinie erfasst Bedrock nicht. Dort trägt die vertragliche Schranke aus Ziffer 1.4 der Kundenvereinbarung, die durch die Service Terms bestätigt und nicht eingeschränkt wird. Die Aufbewahrung nach Abschnitt 50.12.2 greift für das </w:t>
+      </w:r>
+      <w:r>
+        <w:rPr>
+          <w:b/>
+          <w:bCs/>
+        </w:rPr>
+        <w:t xml:space="preserve">genutzte Modell nicht</w:t>
+      </w:r>
+      <w:r>
+        <w:t xml:space="preserve"> (Abschnitt 2.5); für die dort gelisteten Modelle gälte sie.</w:t>
+      </w:r>
+    </w:p>
+    <w:p>
+      <w:pPr>
+        <w:pStyle w:val="ListParagraph"/>
+        <w:numPr>
+          <w:ilvl w:val="0"/>
+          <w:numId w:val="6"/>
         </w:numPr>
         <w:spacing w:after="100"/>
       </w:pPr>
@@ -1273,7 +1605,7 @@
         <w:pStyle w:val="ListParagraph"/>
         <w:numPr>
           <w:ilvl w:val="0"/>
-          <w:numId w:val="5"/>
+          <w:numId w:val="6"/>
         </w:numPr>
         <w:spacing w:after="100"/>
       </w:pPr>
@@ -1306,10 +1638,10 @@
           <w:b/>
           <w:bCs/>
         </w:rPr>
-        <w:t xml:space="preserve">Die Missbrauchserkennung nach Abschnitt 50.12.2 der Service Terms. </w:t>
-      </w:r>
-      <w:r>
-        <w:t xml:space="preserve">Die dort beschriebene Aufbewahrung von Ein- und Ausgaben über bis zu 30 Tage und die Möglichkeit ihrer Überprüfung betreffen Unterlagen, die dem anwaltlichen Berufsgeheimnis unterliegen. Zu klären und zu entscheiden sind drei Punkte:</w:t>
+        <w:t xml:space="preserve">Drei Punkte zur Missbrauchserkennung</w:t>
+      </w:r>
+      <w:r>
+        <w:t xml:space="preserve">, nachdem die beiden Sachfragen geklärt sind (Abschnitt 2.5):</w:t>
       </w:r>
     </w:p>
     <w:p>
@@ -1322,59 +1654,59 @@
         <w:pStyle w:val="ListParagraph"/>
         <w:numPr>
           <w:ilvl w:val="0"/>
-          <w:numId w:val="6"/>
-        </w:numPr>
-        <w:spacing w:after="100"/>
-      </w:pPr>
-      <w:r>
-        <w:rPr>
-          <w:b/>
-          <w:bCs/>
-        </w:rPr>
-        <w:t xml:space="preserve">Steht das genutzte Modell auf der von AWS geführten Seite zur Missbrauchserkennung? </w:t>
-      </w:r>
-      <w:r>
-        <w:t xml:space="preserve">Der Abschnitt gilt nur für die dort genannten Modelle. Die Seite ist abzurufen und mit Datum abzulegen.</w:t>
-      </w:r>
-    </w:p>
-    <w:p>
-      <w:pPr>
-        <w:pStyle w:val="ListParagraph"/>
-        <w:numPr>
-          <w:ilvl w:val="0"/>
-          <w:numId w:val="6"/>
-        </w:numPr>
-        <w:spacing w:after="100"/>
-      </w:pPr>
-      <w:r>
-        <w:rPr>
-          <w:b/>
-          <w:bCs/>
-        </w:rPr>
-        <w:t xml:space="preserve">Abschnitt 1.24 der Service Terms</w:t>
-      </w:r>
-      <w:r>
-        <w:t xml:space="preserve"> — die allgemeine Bestimmung zur Missbrauchserkennung, auf die Abschnitt 50.14.2 verweist — ist zu lesen.</w:t>
-      </w:r>
-    </w:p>
-    <w:p>
-      <w:pPr>
-        <w:pStyle w:val="ListParagraph"/>
-        <w:numPr>
-          <w:ilvl w:val="0"/>
-          <w:numId w:val="6"/>
-        </w:numPr>
-        <w:spacing w:after="100"/>
-      </w:pPr>
-      <w:r>
-        <w:rPr>
-          <w:b/>
-          <w:bCs/>
-        </w:rPr>
-        <w:t xml:space="preserve">Die Bewertung selbst</w:t>
-      </w:r>
-      <w:r>
-        <w:t xml:space="preserve">, ob eine solche Aufbewahrung für die hier verarbeiteten Unterlagen tragbar ist und ob sie in die Hinweise nach Art. 13 DSGVO und in die Einweisung gehört.</w:t>
+          <w:numId w:val="7"/>
+        </w:numPr>
+        <w:spacing w:after="100"/>
+      </w:pPr>
+      <w:r>
+        <w:rPr>
+          <w:b/>
+          <w:bCs/>
+        </w:rPr>
+        <w:t xml:space="preserve">Welches Modell ist in START-JURNODES.bat wirklich eingetragen? </w:t>
+      </w:r>
+      <w:r>
+        <w:t xml:space="preserve">Maßgeblich ist der Wert von JUSPERFECT_MODELL_ID, nicht die Voreinstellung des Programms. Die Oberfläche nennt das Modell unter jeder Antwort. Einmal bestätigen, dann ist der Punkt geschlossen.</w:t>
+      </w:r>
+    </w:p>
+    <w:p>
+      <w:pPr>
+        <w:pStyle w:val="ListParagraph"/>
+        <w:numPr>
+          <w:ilvl w:val="0"/>
+          <w:numId w:val="7"/>
+        </w:numPr>
+        <w:spacing w:after="100"/>
+      </w:pPr>
+      <w:r>
+        <w:rPr>
+          <w:b/>
+          <w:bCs/>
+        </w:rPr>
+        <w:t xml:space="preserve">Zwei Hausregeln in die Einweisung: </w:t>
+      </w:r>
+      <w:r>
+        <w:t xml:space="preserve">Für Mandatsakten wird kein Modell verwendet, das auf der Missbrauchserkennungsseite steht, und vor jedem Modellwechsel wird sie angesehen. Die E-Mail-Adresse des AWS-Kontos wird gelesen.</w:t>
+      </w:r>
+    </w:p>
+    <w:p>
+      <w:pPr>
+        <w:pStyle w:val="ListParagraph"/>
+        <w:numPr>
+          <w:ilvl w:val="0"/>
+          <w:numId w:val="7"/>
+        </w:numPr>
+        <w:spacing w:after="100"/>
+      </w:pPr>
+      <w:r>
+        <w:rPr>
+          <w:b/>
+          <w:bCs/>
+        </w:rPr>
+        <w:t xml:space="preserve">Die Hinweise nach Art. 13 DSGVO: </w:t>
+      </w:r>
+      <w:r>
+        <w:t xml:space="preserve">Nach heutigem Stand ist über eine Aufbewahrung bei Bedrock nichts zu sagen. Ändert sich die Liste, ändert sich das.</w:t>
       </w:r>
     </w:p>
     <w:p>
@@ -1419,7 +1751,7 @@
         <w:pStyle w:val="ListParagraph"/>
         <w:numPr>
           <w:ilvl w:val="0"/>
-          <w:numId w:val="7"/>
+          <w:numId w:val="8"/>
         </w:numPr>
         <w:spacing w:after="100"/>
       </w:pPr>
@@ -1439,7 +1771,7 @@
         <w:pStyle w:val="ListParagraph"/>
         <w:numPr>
           <w:ilvl w:val="0"/>
-          <w:numId w:val="7"/>
+          <w:numId w:val="8"/>
         </w:numPr>
         <w:spacing w:after="100"/>
       </w:pPr>
@@ -1459,7 +1791,7 @@
         <w:pStyle w:val="ListParagraph"/>
         <w:numPr>
           <w:ilvl w:val="0"/>
-          <w:numId w:val="7"/>
+          <w:numId w:val="8"/>
         </w:numPr>
         <w:spacing w:after="100"/>
       </w:pPr>
@@ -1476,7 +1808,7 @@
         <w:pStyle w:val="ListParagraph"/>
         <w:numPr>
           <w:ilvl w:val="0"/>
-          <w:numId w:val="7"/>
+          <w:numId w:val="8"/>
         </w:numPr>
         <w:spacing w:after="100"/>
       </w:pPr>
@@ -1550,7 +1882,7 @@
         <w:pStyle w:val="ListParagraph"/>
         <w:numPr>
           <w:ilvl w:val="0"/>
-          <w:numId w:val="8"/>
+          <w:numId w:val="9"/>
         </w:numPr>
         <w:spacing w:after="60"/>
       </w:pPr>
@@ -1563,7 +1895,7 @@
         <w:pStyle w:val="ListParagraph"/>
         <w:numPr>
           <w:ilvl w:val="0"/>
-          <w:numId w:val="8"/>
+          <w:numId w:val="9"/>
         </w:numPr>
         <w:spacing w:after="60"/>
       </w:pPr>
@@ -1576,7 +1908,7 @@
         <w:pStyle w:val="ListParagraph"/>
         <w:numPr>
           <w:ilvl w:val="0"/>
-          <w:numId w:val="8"/>
+          <w:numId w:val="9"/>
         </w:numPr>
         <w:spacing w:after="60"/>
       </w:pPr>
@@ -1589,7 +1921,7 @@
         <w:pStyle w:val="ListParagraph"/>
         <w:numPr>
           <w:ilvl w:val="0"/>
-          <w:numId w:val="8"/>
+          <w:numId w:val="9"/>
         </w:numPr>
         <w:spacing w:after="60"/>
       </w:pPr>
@@ -1602,7 +1934,7 @@
         <w:pStyle w:val="ListParagraph"/>
         <w:numPr>
           <w:ilvl w:val="0"/>
-          <w:numId w:val="8"/>
+          <w:numId w:val="9"/>
         </w:numPr>
         <w:spacing w:after="60"/>
       </w:pPr>
@@ -1615,7 +1947,7 @@
         <w:pStyle w:val="ListParagraph"/>
         <w:numPr>
           <w:ilvl w:val="0"/>
-          <w:numId w:val="8"/>
+          <w:numId w:val="9"/>
         </w:numPr>
         <w:spacing w:after="60"/>
       </w:pPr>
@@ -1628,7 +1960,7 @@
         <w:pStyle w:val="ListParagraph"/>
         <w:numPr>
           <w:ilvl w:val="0"/>
-          <w:numId w:val="8"/>
+          <w:numId w:val="9"/>
         </w:numPr>
         <w:spacing w:after="60"/>
       </w:pPr>
@@ -1641,7 +1973,7 @@
         <w:pStyle w:val="ListParagraph"/>
         <w:numPr>
           <w:ilvl w:val="0"/>
-          <w:numId w:val="8"/>
+          <w:numId w:val="9"/>
         </w:numPr>
         <w:spacing w:after="60"/>
       </w:pPr>
@@ -1654,7 +1986,7 @@
         <w:pStyle w:val="ListParagraph"/>
         <w:numPr>
           <w:ilvl w:val="0"/>
-          <w:numId w:val="8"/>
+          <w:numId w:val="9"/>
         </w:numPr>
         <w:spacing w:after="60"/>
       </w:pPr>
@@ -1667,7 +1999,7 @@
         <w:pStyle w:val="ListParagraph"/>
         <w:numPr>
           <w:ilvl w:val="0"/>
-          <w:numId w:val="8"/>
+          <w:numId w:val="9"/>
         </w:numPr>
         <w:spacing w:after="60"/>
       </w:pPr>
@@ -1680,7 +2012,7 @@
         <w:pStyle w:val="ListParagraph"/>
         <w:numPr>
           <w:ilvl w:val="0"/>
-          <w:numId w:val="8"/>
+          <w:numId w:val="9"/>
         </w:numPr>
         <w:spacing w:after="60"/>
       </w:pPr>
@@ -1693,7 +2025,7 @@
         <w:pStyle w:val="ListParagraph"/>
         <w:numPr>
           <w:ilvl w:val="0"/>
-          <w:numId w:val="8"/>
+          <w:numId w:val="9"/>
         </w:numPr>
         <w:spacing w:after="60"/>
       </w:pPr>
@@ -1706,7 +2038,7 @@
         <w:pStyle w:val="ListParagraph"/>
         <w:numPr>
           <w:ilvl w:val="0"/>
-          <w:numId w:val="8"/>
+          <w:numId w:val="9"/>
         </w:numPr>
         <w:spacing w:after="60"/>
       </w:pPr>
@@ -1719,7 +2051,7 @@
         <w:pStyle w:val="ListParagraph"/>
         <w:numPr>
           <w:ilvl w:val="0"/>
-          <w:numId w:val="8"/>
+          <w:numId w:val="9"/>
         </w:numPr>
         <w:spacing w:after="60"/>
       </w:pPr>
@@ -1732,12 +2064,38 @@
         <w:pStyle w:val="ListParagraph"/>
         <w:numPr>
           <w:ilvl w:val="0"/>
-          <w:numId w:val="8"/>
+          <w:numId w:val="9"/>
         </w:numPr>
         <w:spacing w:after="60"/>
       </w:pPr>
       <w:r>
         <w:t xml:space="preserve">Bildschirmausdruck: AWS Service Terms, Stand 15.09.2026, Abschnitt 50.12 (Amazon Bedrock) nebst Abschnitt 50.13 (Amazon Q) zum Vergleich</w:t>
+      </w:r>
+    </w:p>
+    <w:p>
+      <w:pPr>
+        <w:pStyle w:val="ListParagraph"/>
+        <w:numPr>
+          <w:ilvl w:val="0"/>
+          <w:numId w:val="9"/>
+        </w:numPr>
+        <w:spacing w:after="60"/>
+      </w:pPr>
+      <w:r>
+        <w:t xml:space="preserve">Bildschirmausdruck: AWS Service Terms, Abschnitt 1.24</w:t>
+      </w:r>
+    </w:p>
+    <w:p>
+      <w:pPr>
+        <w:pStyle w:val="ListParagraph"/>
+        <w:numPr>
+          <w:ilvl w:val="0"/>
+          <w:numId w:val="9"/>
+        </w:numPr>
+        <w:spacing w:after="60"/>
+      </w:pPr>
+      <w:r>
+        <w:t xml:space="preserve">Ausdruck der Seite „Amazon Bedrock abuse detection“ aus dem Amazon Bedrock User Guide, mit Abrufdatum — nachzureichen</w:t>
       </w:r>
     </w:p>
     <w:p>
@@ -2051,6 +2409,30 @@
     <w:multiLevelType w:val="hybridMultilevel"/>
     <w:lvl w:ilvl="0" w15:tentative="1">
       <w:start w:val="1"/>
+      <w:numFmt w:val="decimal"/>
+      <w:lvlText w:val="%1."/>
+      <w:lvlJc w:val="start"/>
+      <w:pPr>
+        <w:ind w:left="700" w:hanging="340"/>
+      </w:pPr>
+    </w:lvl>
+  </w:abstractNum>
+  <w:abstractNum w:abstractNumId="12" w15:restartNumberingAfterBreak="0">
+    <w:multiLevelType w:val="hybridMultilevel"/>
+    <w:lvl w:ilvl="0" w15:tentative="1">
+      <w:start w:val="1"/>
+      <w:numFmt w:val="decimal"/>
+      <w:lvlText w:val="%1."/>
+      <w:lvlJc w:val="start"/>
+      <w:pPr>
+        <w:ind w:left="700" w:hanging="340"/>
+      </w:pPr>
+    </w:lvl>
+  </w:abstractNum>
+  <w:abstractNum w:abstractNumId="13" w15:restartNumberingAfterBreak="0">
+    <w:multiLevelType w:val="hybridMultilevel"/>
+    <w:lvl w:ilvl="0" w15:tentative="1">
+      <w:start w:val="1"/>
       <w:numFmt w:val="bullet"/>
       <w:lvlText w:val="•"/>
       <w:lvlJc w:val="start"/>
@@ -2072,7 +2454,7 @@
     </w:lvlOverride>
   </w:num>
   <w:num w:numId="3">
-    <w:abstractNumId w:val="11"/>
+    <w:abstractNumId w:val="13"/>
     <w:lvlOverride w:ilvl="0">
       <w:startOverride w:val="1"/>
     </w:lvlOverride>
@@ -2102,7 +2484,13 @@
     </w:lvlOverride>
   </w:num>
   <w:num w:numId="8">
-    <w:abstractNumId w:val="10"/>
+    <w:abstractNumId w:val="7"/>
+    <w:lvlOverride w:ilvl="0">
+      <w:startOverride w:val="1"/>
+    </w:lvlOverride>
+  </w:num>
+  <w:num w:numId="9">
+    <w:abstractNumId w:val="12"/>
     <w:lvlOverride w:ilvl="0">
       <w:startOverride w:val="1"/>
     </w:lvlOverride>

--- a/Aktenvermerk AWS 14.10.2026.docx
+++ b/Aktenvermerk AWS 14.10.2026.docx
@@ -1434,6 +1434,9 @@
         </w:rPr>
         <w:t xml:space="preserve">keine Aufbewahrung und keine Überprüfung.</w:t>
       </w:r>
+      <w:r>
+        <w:t xml:space="preserve"> Die Kanzlei hat am 14.10.2026 bestätigt, dass dieses Modell im Betrieb eingestellt ist.</w:t>
+      </w:r>
     </w:p>
     <w:p>
       <w:pPr>
@@ -1663,10 +1666,10 @@
           <w:b/>
           <w:bCs/>
         </w:rPr>
-        <w:t xml:space="preserve">Welches Modell ist in START-JURNODES.bat wirklich eingetragen? </w:t>
-      </w:r>
-      <w:r>
-        <w:t xml:space="preserve">Maßgeblich ist der Wert von JUSPERFECT_MODELL_ID, nicht die Voreinstellung des Programms. Die Oberfläche nennt das Modell unter jeder Antwort. Einmal bestätigen, dann ist der Punkt geschlossen.</w:t>
+        <w:t xml:space="preserve">Die Liste gehört in die jährliche Durchsicht. </w:t>
+      </w:r>
+      <w:r>
+        <w:t xml:space="preserve">Sie ist Dokumentation und kein Vertrag; AWS kann ein Modell aufnehmen, auch das genutzte. Dann änderte sich die Bewertung.</w:t>
       </w:r>
     </w:p>
     <w:p>
@@ -2095,7 +2098,7 @@
         <w:spacing w:after="60"/>
       </w:pPr>
       <w:r>
-        <w:t xml:space="preserve">Ausdruck der Seite „Amazon Bedrock abuse detection“ aus dem Amazon Bedrock User Guide, mit Abrufdatum — nachzureichen</w:t>
+        <w:t xml:space="preserve">Abschrift der Seite „Amazon Bedrock abuse detection“ aus dem Amazon Bedrock User Guide, abgerufen am 14.10.2026 — ein Ausdruck der Seite selbst ist nachzureichen</w:t>
       </w:r>
     </w:p>
     <w:p>

--- a/Aktenvermerk AWS 14.10.2026.docx
+++ b/Aktenvermerk AWS 14.10.2026.docx
@@ -2059,7 +2059,7 @@
         <w:spacing w:after="60"/>
       </w:pPr>
       <w:r>
-        <w:t xml:space="preserve">Bildschirmausdruck der Vertraulichkeitsbedingungen für den Abruf der SOC-Berichte — vollständiger Ausdruck über die Schaltfläche „Bedingungen ausdrucken“ nachzureichen</w:t>
+        <w:t xml:space="preserve">Vertraulichkeitsbedingungen für den Abruf der SOC-Berichte — Bildschirmausdruck des Dialogs und vollständiger Ausdruck über die Schaltfläche „Bedingungen ausdrucken“</w:t>
       </w:r>
     </w:p>
     <w:p>
@@ -2098,7 +2098,7 @@
         <w:spacing w:after="60"/>
       </w:pPr>
       <w:r>
-        <w:t xml:space="preserve">Abschrift der Seite „Amazon Bedrock abuse detection“ aus dem Amazon Bedrock User Guide, abgerufen am 14.10.2026 — ein Ausdruck der Seite selbst ist nachzureichen</w:t>
+        <w:t xml:space="preserve">Seite „Amazon Bedrock abuse detection“ aus dem Amazon Bedrock User Guide, abgerufen am 14.10.2026 — Abschrift des Wortlauts und Ausdruck der Seite</w:t>
       </w:r>
     </w:p>
     <w:p>

--- a/Aktenvermerk AWS 14.10.2026.docx
+++ b/Aktenvermerk AWS 14.10.2026.docx
@@ -2072,7 +2072,7 @@
         <w:spacing w:after="60"/>
       </w:pPr>
       <w:r>
-        <w:t xml:space="preserve">Bildschirmausdruck: AWS Service Terms, Stand 15.09.2026, Abschnitt 50.12 (Amazon Bedrock) nebst Abschnitt 50.13 (Amazon Q) zum Vergleich</w:t>
+        <w:t xml:space="preserve">AWS Service Terms, Stand 15.09.2026 — Bildschirmausdrucke und Ausdrucke zu Abschnitt 50.12 (Amazon Bedrock) nebst Abschnitt 50.13 (Amazon Q) zum Vergleich</w:t>
       </w:r>
     </w:p>
     <w:p>
@@ -2085,7 +2085,7 @@
         <w:spacing w:after="60"/>
       </w:pPr>
       <w:r>
-        <w:t xml:space="preserve">Bildschirmausdruck: AWS Service Terms, Abschnitt 1.24</w:t>
+        <w:t xml:space="preserve">AWS Service Terms, Abschnitt 1.24 — Bildschirmausdruck und Ausdruck</w:t>
       </w:r>
     </w:p>
     <w:p>
